--- a/templates/paymentInvoice_strana_OK_reestr.docx
+++ b/templates/paymentInvoice_strana_OK_reestr.docx
@@ -24,7 +24,25 @@
           <w:sz w:val="20"/>
           <w:szCs w:val="20"/>
         </w:rPr>
-        <w:t>{docNumber} {</w:t>
+        <w:t>{</w:t>
+      </w:r>
+      <w:proofErr w:type="spellStart"/>
+      <w:r>
+        <w:rPr>
+          <w:rFonts w:ascii="Arial" w:hAnsi="Arial" w:cs="Arial"/>
+          <w:sz w:val="20"/>
+          <w:szCs w:val="20"/>
+        </w:rPr>
+        <w:t>docNumber</w:t>
+      </w:r>
+      <w:proofErr w:type="spellEnd"/>
+      <w:r>
+        <w:rPr>
+          <w:rFonts w:ascii="Arial" w:hAnsi="Arial" w:cs="Arial"/>
+          <w:sz w:val="20"/>
+          <w:szCs w:val="20"/>
+        </w:rPr>
+        <w:t>} {</w:t>
       </w:r>
       <w:r>
         <w:rPr>
@@ -220,7 +238,29 @@
           <w:sz w:val="20"/>
           <w:szCs w:val="20"/>
         </w:rPr>
-        <w:t>{startPeriodDate}</w:t>
+        <w:t>{</w:t>
+      </w:r>
+      <w:proofErr w:type="spellStart"/>
+      <w:r>
+        <w:rPr>
+          <w:rFonts w:ascii="Arial" w:hAnsi="Arial" w:cs="Arial"/>
+          <w:b/>
+          <w:bCs/>
+          <w:sz w:val="20"/>
+          <w:szCs w:val="20"/>
+        </w:rPr>
+        <w:t>startPeriodDate</w:t>
+      </w:r>
+      <w:proofErr w:type="spellEnd"/>
+      <w:r>
+        <w:rPr>
+          <w:rFonts w:ascii="Arial" w:hAnsi="Arial" w:cs="Arial"/>
+          <w:b/>
+          <w:bCs/>
+          <w:sz w:val="20"/>
+          <w:szCs w:val="20"/>
+        </w:rPr>
+        <w:t>}</w:t>
       </w:r>
       <w:r>
         <w:rPr>
@@ -242,6 +282,7 @@
         </w:rPr>
         <w:t>{</w:t>
       </w:r>
+      <w:proofErr w:type="spellStart"/>
       <w:r>
         <w:rPr>
           <w:rFonts w:ascii="Arial" w:hAnsi="Arial" w:cs="Arial"/>
@@ -253,6 +294,7 @@
         </w:rPr>
         <w:t>endPeriodDate</w:t>
       </w:r>
+      <w:proofErr w:type="spellEnd"/>
       <w:r>
         <w:rPr>
           <w:rFonts w:ascii="Arial" w:hAnsi="Arial" w:cs="Arial"/>
@@ -632,8 +674,20 @@
                 <w:sz w:val="10"/>
                 <w:szCs w:val="10"/>
               </w:rPr>
-              <w:t>Ставка, руб</w:t>
-            </w:r>
+              <w:t xml:space="preserve">Ставка, </w:t>
+            </w:r>
+            <w:proofErr w:type="spellStart"/>
+            <w:r>
+              <w:rPr>
+                <w:rFonts w:ascii="Arial" w:hAnsi="Arial" w:cs="Arial"/>
+                <w:b/>
+                <w:bCs/>
+                <w:sz w:val="10"/>
+                <w:szCs w:val="10"/>
+              </w:rPr>
+              <w:t>руб</w:t>
+            </w:r>
+            <w:proofErr w:type="spellEnd"/>
           </w:p>
         </w:tc>
         <w:tc>
@@ -659,8 +713,20 @@
                 <w:sz w:val="10"/>
                 <w:szCs w:val="10"/>
               </w:rPr>
-              <w:t>Дополнительное место погрузки/разгрузки, руб</w:t>
-            </w:r>
+              <w:t xml:space="preserve">Дополнительное место погрузки/разгрузки, </w:t>
+            </w:r>
+            <w:proofErr w:type="spellStart"/>
+            <w:r>
+              <w:rPr>
+                <w:rFonts w:ascii="Arial" w:hAnsi="Arial" w:cs="Arial"/>
+                <w:b/>
+                <w:bCs/>
+                <w:sz w:val="10"/>
+                <w:szCs w:val="10"/>
+              </w:rPr>
+              <w:t>руб</w:t>
+            </w:r>
+            <w:proofErr w:type="spellEnd"/>
           </w:p>
           <w:p>
             <w:pPr>
@@ -698,7 +764,29 @@
                 <w:sz w:val="10"/>
                 <w:szCs w:val="10"/>
               </w:rPr>
-              <w:t xml:space="preserve">Стоимость при ожидании погрузки/разгрузки, руб, </w:t>
+              <w:t xml:space="preserve">Стоимость при ожидании погрузки/разгрузки, </w:t>
+            </w:r>
+            <w:proofErr w:type="spellStart"/>
+            <w:r>
+              <w:rPr>
+                <w:rFonts w:ascii="Arial" w:hAnsi="Arial" w:cs="Arial"/>
+                <w:b/>
+                <w:bCs/>
+                <w:sz w:val="10"/>
+                <w:szCs w:val="10"/>
+              </w:rPr>
+              <w:t>руб</w:t>
+            </w:r>
+            <w:proofErr w:type="spellEnd"/>
+            <w:r>
+              <w:rPr>
+                <w:rFonts w:ascii="Arial" w:hAnsi="Arial" w:cs="Arial"/>
+                <w:b/>
+                <w:bCs/>
+                <w:sz w:val="10"/>
+                <w:szCs w:val="10"/>
+              </w:rPr>
+              <w:t xml:space="preserve">, </w:t>
             </w:r>
           </w:p>
         </w:tc>
@@ -717,15 +805,27 @@
                 <w:szCs w:val="10"/>
               </w:rPr>
             </w:pPr>
-            <w:r>
-              <w:rPr>
-                <w:rFonts w:ascii="Arial" w:hAnsi="Arial" w:cs="Arial"/>
-                <w:b/>
-                <w:bCs/>
-                <w:sz w:val="10"/>
-                <w:szCs w:val="10"/>
-              </w:rPr>
-              <w:t>Сверхнормативноое время погрузки</w:t>
+            <w:proofErr w:type="spellStart"/>
+            <w:r>
+              <w:rPr>
+                <w:rFonts w:ascii="Arial" w:hAnsi="Arial" w:cs="Arial"/>
+                <w:b/>
+                <w:bCs/>
+                <w:sz w:val="10"/>
+                <w:szCs w:val="10"/>
+              </w:rPr>
+              <w:t>Сверхнормативноое</w:t>
+            </w:r>
+            <w:proofErr w:type="spellEnd"/>
+            <w:r>
+              <w:rPr>
+                <w:rFonts w:ascii="Arial" w:hAnsi="Arial" w:cs="Arial"/>
+                <w:b/>
+                <w:bCs/>
+                <w:sz w:val="10"/>
+                <w:szCs w:val="10"/>
+              </w:rPr>
+              <w:t xml:space="preserve"> время погрузки</w:t>
             </w:r>
             <w:r>
               <w:rPr>
@@ -782,8 +882,20 @@
                 <w:sz w:val="10"/>
                 <w:szCs w:val="10"/>
               </w:rPr>
-              <w:t>, руб</w:t>
-            </w:r>
+              <w:t xml:space="preserve">, </w:t>
+            </w:r>
+            <w:proofErr w:type="spellStart"/>
+            <w:r>
+              <w:rPr>
+                <w:rFonts w:ascii="Arial" w:hAnsi="Arial" w:cs="Arial"/>
+                <w:b/>
+                <w:bCs/>
+                <w:sz w:val="10"/>
+                <w:szCs w:val="10"/>
+              </w:rPr>
+              <w:t>руб</w:t>
+            </w:r>
+            <w:proofErr w:type="spellEnd"/>
           </w:p>
           <w:p>
             <w:pPr>
@@ -858,8 +970,20 @@
                 <w:sz w:val="10"/>
                 <w:szCs w:val="10"/>
               </w:rPr>
-              <w:t>, руб</w:t>
-            </w:r>
+              <w:t xml:space="preserve">, </w:t>
+            </w:r>
+            <w:proofErr w:type="spellStart"/>
+            <w:r>
+              <w:rPr>
+                <w:rFonts w:ascii="Arial" w:hAnsi="Arial" w:cs="Arial"/>
+                <w:b/>
+                <w:bCs/>
+                <w:sz w:val="10"/>
+                <w:szCs w:val="10"/>
+              </w:rPr>
+              <w:t>руб</w:t>
+            </w:r>
+            <w:proofErr w:type="spellEnd"/>
           </w:p>
         </w:tc>
         <w:tc>
@@ -942,8 +1066,20 @@
                 <w:sz w:val="10"/>
                 <w:szCs w:val="10"/>
               </w:rPr>
-              <w:t>, руб</w:t>
-            </w:r>
+              <w:t xml:space="preserve">, </w:t>
+            </w:r>
+            <w:proofErr w:type="spellStart"/>
+            <w:r>
+              <w:rPr>
+                <w:rFonts w:ascii="Arial" w:hAnsi="Arial" w:cs="Arial"/>
+                <w:b/>
+                <w:bCs/>
+                <w:sz w:val="10"/>
+                <w:szCs w:val="10"/>
+              </w:rPr>
+              <w:t>руб</w:t>
+            </w:r>
+            <w:proofErr w:type="spellEnd"/>
           </w:p>
         </w:tc>
         <w:tc>
@@ -996,8 +1132,20 @@
                 <w:sz w:val="10"/>
                 <w:szCs w:val="10"/>
               </w:rPr>
-              <w:t>Возврат продукции, руб</w:t>
-            </w:r>
+              <w:t xml:space="preserve">Возврат продукции, </w:t>
+            </w:r>
+            <w:proofErr w:type="spellStart"/>
+            <w:r>
+              <w:rPr>
+                <w:rFonts w:ascii="Arial" w:hAnsi="Arial" w:cs="Arial"/>
+                <w:b/>
+                <w:bCs/>
+                <w:sz w:val="10"/>
+                <w:szCs w:val="10"/>
+              </w:rPr>
+              <w:t>руб</w:t>
+            </w:r>
+            <w:proofErr w:type="spellEnd"/>
           </w:p>
           <w:p>
             <w:pPr>
@@ -1035,8 +1183,20 @@
                 <w:sz w:val="10"/>
                 <w:szCs w:val="10"/>
               </w:rPr>
-              <w:t>Итого стоимость с НДС, руб</w:t>
-            </w:r>
+              <w:t xml:space="preserve">Итого стоимость с НДС, </w:t>
+            </w:r>
+            <w:proofErr w:type="spellStart"/>
+            <w:r>
+              <w:rPr>
+                <w:rFonts w:ascii="Arial" w:hAnsi="Arial" w:cs="Arial"/>
+                <w:b/>
+                <w:bCs/>
+                <w:sz w:val="10"/>
+                <w:szCs w:val="10"/>
+              </w:rPr>
+              <w:t>руб</w:t>
+            </w:r>
+            <w:proofErr w:type="spellEnd"/>
           </w:p>
           <w:p>
             <w:pPr>
@@ -1078,7 +1238,27 @@
                 <w:szCs w:val="10"/>
                 <w:lang w:val="en-US"/>
               </w:rPr>
-              <w:t>{#pO}{idx}</w:t>
+              <w:t>{#</w:t>
+            </w:r>
+            <w:proofErr w:type="gramStart"/>
+            <w:r>
+              <w:rPr>
+                <w:rFonts w:ascii="Arial" w:hAnsi="Arial" w:cs="Arial"/>
+                <w:sz w:val="10"/>
+                <w:szCs w:val="10"/>
+                <w:lang w:val="en-US"/>
+              </w:rPr>
+              <w:t>pO}{</w:t>
+            </w:r>
+            <w:proofErr w:type="gramEnd"/>
+            <w:r>
+              <w:rPr>
+                <w:rFonts w:ascii="Arial" w:hAnsi="Arial" w:cs="Arial"/>
+                <w:sz w:val="10"/>
+                <w:szCs w:val="10"/>
+                <w:lang w:val="en-US"/>
+              </w:rPr>
+              <w:t>idx}</w:t>
             </w:r>
           </w:p>
         </w:tc>
@@ -1106,6 +1286,7 @@
               </w:rPr>
               <w:t>{</w:t>
             </w:r>
+            <w:proofErr w:type="spellStart"/>
             <w:r>
               <w:rPr>
                 <w:rFonts w:ascii="Arial" w:hAnsi="Arial" w:cs="Arial"/>
@@ -1115,6 +1296,7 @@
               </w:rPr>
               <w:t>orderDate</w:t>
             </w:r>
+            <w:proofErr w:type="spellEnd"/>
             <w:r>
               <w:rPr>
                 <w:rFonts w:ascii="Arial" w:hAnsi="Arial" w:cs="Arial"/>
@@ -1148,7 +1330,27 @@
                 <w:szCs w:val="10"/>
                 <w:lang w:val="en-US"/>
               </w:rPr>
-              <w:t>{auctionNum}</w:t>
+              <w:t>{</w:t>
+            </w:r>
+            <w:proofErr w:type="spellStart"/>
+            <w:r>
+              <w:rPr>
+                <w:rFonts w:ascii="Arial" w:hAnsi="Arial" w:cs="Arial"/>
+                <w:sz w:val="10"/>
+                <w:szCs w:val="10"/>
+                <w:lang w:val="en-US"/>
+              </w:rPr>
+              <w:t>auctionNum</w:t>
+            </w:r>
+            <w:proofErr w:type="spellEnd"/>
+            <w:r>
+              <w:rPr>
+                <w:rFonts w:ascii="Arial" w:hAnsi="Arial" w:cs="Arial"/>
+                <w:sz w:val="10"/>
+                <w:szCs w:val="10"/>
+                <w:lang w:val="en-US"/>
+              </w:rPr>
+              <w:t>}</w:t>
             </w:r>
           </w:p>
         </w:tc>
@@ -1218,7 +1420,27 @@
                 <w:szCs w:val="10"/>
                 <w:lang w:val="en-US"/>
               </w:rPr>
-              <w:t>{truckNum}</w:t>
+              <w:t>{</w:t>
+            </w:r>
+            <w:proofErr w:type="spellStart"/>
+            <w:r>
+              <w:rPr>
+                <w:rFonts w:ascii="Arial" w:hAnsi="Arial" w:cs="Arial"/>
+                <w:sz w:val="10"/>
+                <w:szCs w:val="10"/>
+                <w:lang w:val="en-US"/>
+              </w:rPr>
+              <w:t>truckNum</w:t>
+            </w:r>
+            <w:proofErr w:type="spellEnd"/>
+            <w:r>
+              <w:rPr>
+                <w:rFonts w:ascii="Arial" w:hAnsi="Arial" w:cs="Arial"/>
+                <w:sz w:val="10"/>
+                <w:szCs w:val="10"/>
+                <w:lang w:val="en-US"/>
+              </w:rPr>
+              <w:t>}</w:t>
             </w:r>
           </w:p>
         </w:tc>
@@ -1243,7 +1465,27 @@
                 <w:szCs w:val="10"/>
                 <w:lang w:val="en-US"/>
               </w:rPr>
-              <w:t>{driverName}</w:t>
+              <w:t>{</w:t>
+            </w:r>
+            <w:proofErr w:type="spellStart"/>
+            <w:r>
+              <w:rPr>
+                <w:rFonts w:ascii="Arial" w:hAnsi="Arial" w:cs="Arial"/>
+                <w:sz w:val="10"/>
+                <w:szCs w:val="10"/>
+                <w:lang w:val="en-US"/>
+              </w:rPr>
+              <w:t>driverName</w:t>
+            </w:r>
+            <w:proofErr w:type="spellEnd"/>
+            <w:r>
+              <w:rPr>
+                <w:rFonts w:ascii="Arial" w:hAnsi="Arial" w:cs="Arial"/>
+                <w:sz w:val="10"/>
+                <w:szCs w:val="10"/>
+                <w:lang w:val="en-US"/>
+              </w:rPr>
+              <w:t>}</w:t>
             </w:r>
           </w:p>
         </w:tc>
@@ -1270,6 +1512,7 @@
               </w:rPr>
               <w:t>{</w:t>
             </w:r>
+            <w:proofErr w:type="spellStart"/>
             <w:r>
               <w:rPr>
                 <w:rFonts w:ascii="Arial" w:hAnsi="Arial" w:cs="Arial"/>
@@ -1279,6 +1522,7 @@
               </w:rPr>
               <w:t>ttnNums</w:t>
             </w:r>
+            <w:proofErr w:type="spellEnd"/>
             <w:r>
               <w:rPr>
                 <w:rFonts w:ascii="Arial" w:hAnsi="Arial" w:cs="Arial"/>
@@ -1313,6 +1557,7 @@
               </w:rPr>
               <w:t>{</w:t>
             </w:r>
+            <w:proofErr w:type="spellStart"/>
             <w:r>
               <w:rPr>
                 <w:rFonts w:ascii="Arial" w:hAnsi="Arial" w:cs="Arial"/>
@@ -1322,6 +1567,7 @@
               </w:rPr>
               <w:t>truckType</w:t>
             </w:r>
+            <w:proofErr w:type="spellEnd"/>
             <w:r>
               <w:rPr>
                 <w:rFonts w:ascii="Arial" w:hAnsi="Arial" w:cs="Arial"/>
@@ -1355,6 +1601,7 @@
               </w:rPr>
               <w:t>{</w:t>
             </w:r>
+            <w:proofErr w:type="gramStart"/>
             <w:r>
               <w:rPr>
                 <w:rFonts w:ascii="Arial" w:hAnsi="Arial" w:cs="Arial"/>
@@ -1373,6 +1620,8 @@
               </w:rPr>
               <w:t>}  {</w:t>
             </w:r>
+            <w:proofErr w:type="spellStart"/>
+            <w:proofErr w:type="gramEnd"/>
             <w:r>
               <w:rPr>
                 <w:rFonts w:ascii="Arial" w:hAnsi="Arial" w:cs="Arial"/>
@@ -1382,6 +1631,7 @@
               </w:rPr>
               <w:t>loadPlaces</w:t>
             </w:r>
+            <w:proofErr w:type="spellEnd"/>
             <w:r>
               <w:rPr>
                 <w:rFonts w:ascii="Arial" w:hAnsi="Arial" w:cs="Arial"/>
@@ -1415,6 +1665,7 @@
               </w:rPr>
               <w:t>{</w:t>
             </w:r>
+            <w:proofErr w:type="gramStart"/>
             <w:r>
               <w:rPr>
                 <w:rFonts w:ascii="Arial" w:hAnsi="Arial" w:cs="Arial"/>
@@ -1433,6 +1684,8 @@
               </w:rPr>
               <w:t>}  {</w:t>
             </w:r>
+            <w:proofErr w:type="spellStart"/>
+            <w:proofErr w:type="gramEnd"/>
             <w:r>
               <w:rPr>
                 <w:rFonts w:ascii="Arial" w:hAnsi="Arial" w:cs="Arial"/>
@@ -1442,6 +1695,7 @@
               </w:rPr>
               <w:t>unloadPlaces</w:t>
             </w:r>
+            <w:proofErr w:type="spellEnd"/>
             <w:r>
               <w:rPr>
                 <w:rFonts w:ascii="Arial" w:hAnsi="Arial" w:cs="Arial"/>
@@ -1475,7 +1729,27 @@
                 <w:szCs w:val="10"/>
                 <w:lang w:val="en-US"/>
               </w:rPr>
-              <w:t>{#base}{price}{/base}</w:t>
+              <w:t>{#</w:t>
+            </w:r>
+            <w:proofErr w:type="gramStart"/>
+            <w:r>
+              <w:rPr>
+                <w:rFonts w:ascii="Arial" w:hAnsi="Arial" w:cs="Arial"/>
+                <w:sz w:val="10"/>
+                <w:szCs w:val="10"/>
+                <w:lang w:val="en-US"/>
+              </w:rPr>
+              <w:t>base}{</w:t>
+            </w:r>
+            <w:proofErr w:type="gramEnd"/>
+            <w:r>
+              <w:rPr>
+                <w:rFonts w:ascii="Arial" w:hAnsi="Arial" w:cs="Arial"/>
+                <w:sz w:val="10"/>
+                <w:szCs w:val="10"/>
+                <w:lang w:val="en-US"/>
+              </w:rPr>
+              <w:t>price}{/base}</w:t>
             </w:r>
           </w:p>
         </w:tc>
@@ -1501,7 +1775,27 @@
                 <w:szCs w:val="10"/>
                 <w:lang w:val="en-US"/>
               </w:rPr>
-              <w:t>{#additP}{price}{/additP}</w:t>
+              <w:t>{#</w:t>
+            </w:r>
+            <w:proofErr w:type="gramStart"/>
+            <w:r>
+              <w:rPr>
+                <w:rFonts w:ascii="Arial" w:hAnsi="Arial" w:cs="Arial"/>
+                <w:sz w:val="10"/>
+                <w:szCs w:val="10"/>
+                <w:lang w:val="en-US"/>
+              </w:rPr>
+              <w:t>additP}{</w:t>
+            </w:r>
+            <w:proofErr w:type="gramEnd"/>
+            <w:r>
+              <w:rPr>
+                <w:rFonts w:ascii="Arial" w:hAnsi="Arial" w:cs="Arial"/>
+                <w:sz w:val="10"/>
+                <w:szCs w:val="10"/>
+                <w:lang w:val="en-US"/>
+              </w:rPr>
+              <w:t>price}{/additP}</w:t>
             </w:r>
           </w:p>
         </w:tc>
@@ -1711,7 +2005,27 @@
                 <w:szCs w:val="10"/>
                 <w:lang w:val="en-US"/>
               </w:rPr>
-              <w:t>{#otherP}{price}{/otherP}</w:t>
+              <w:t>{#</w:t>
+            </w:r>
+            <w:proofErr w:type="gramStart"/>
+            <w:r>
+              <w:rPr>
+                <w:rFonts w:ascii="Arial" w:hAnsi="Arial" w:cs="Arial"/>
+                <w:sz w:val="10"/>
+                <w:szCs w:val="10"/>
+                <w:lang w:val="en-US"/>
+              </w:rPr>
+              <w:t>otherP}{</w:t>
+            </w:r>
+            <w:proofErr w:type="gramEnd"/>
+            <w:r>
+              <w:rPr>
+                <w:rFonts w:ascii="Arial" w:hAnsi="Arial" w:cs="Arial"/>
+                <w:sz w:val="10"/>
+                <w:szCs w:val="10"/>
+                <w:lang w:val="en-US"/>
+              </w:rPr>
+              <w:t>price}{/otherP}</w:t>
             </w:r>
           </w:p>
         </w:tc>
@@ -1739,6 +2053,7 @@
               </w:rPr>
               <w:t>{#</w:t>
             </w:r>
+            <w:proofErr w:type="gramStart"/>
             <w:r>
               <w:rPr>
                 <w:rFonts w:ascii="Arial" w:hAnsi="Arial" w:cs="Arial"/>
@@ -1755,7 +2070,17 @@
                 <w:szCs w:val="10"/>
                 <w:lang w:val="en-US"/>
               </w:rPr>
-              <w:t>}{price}{/returnP}</w:t>
+              <w:t>}{</w:t>
+            </w:r>
+            <w:proofErr w:type="gramEnd"/>
+            <w:r>
+              <w:rPr>
+                <w:rFonts w:ascii="Arial" w:hAnsi="Arial" w:cs="Arial"/>
+                <w:sz w:val="10"/>
+                <w:szCs w:val="10"/>
+                <w:lang w:val="en-US"/>
+              </w:rPr>
+              <w:t>price}{/returnP}</w:t>
             </w:r>
           </w:p>
         </w:tc>
@@ -1781,7 +2106,47 @@
                 <w:szCs w:val="10"/>
                 <w:lang w:val="en-US"/>
               </w:rPr>
-              <w:t>{#total}{price}{/total}{/pO}</w:t>
+              <w:t>{#</w:t>
+            </w:r>
+            <w:proofErr w:type="gramStart"/>
+            <w:r>
+              <w:rPr>
+                <w:rFonts w:ascii="Arial" w:hAnsi="Arial" w:cs="Arial"/>
+                <w:sz w:val="10"/>
+                <w:szCs w:val="10"/>
+                <w:lang w:val="en-US"/>
+              </w:rPr>
+              <w:t>total}{</w:t>
+            </w:r>
+            <w:proofErr w:type="gramEnd"/>
+            <w:r>
+              <w:rPr>
+                <w:rFonts w:ascii="Arial" w:hAnsi="Arial" w:cs="Arial"/>
+                <w:sz w:val="10"/>
+                <w:szCs w:val="10"/>
+                <w:lang w:val="en-US"/>
+              </w:rPr>
+              <w:t>price}{/</w:t>
+            </w:r>
+            <w:proofErr w:type="gramStart"/>
+            <w:r>
+              <w:rPr>
+                <w:rFonts w:ascii="Arial" w:hAnsi="Arial" w:cs="Arial"/>
+                <w:sz w:val="10"/>
+                <w:szCs w:val="10"/>
+                <w:lang w:val="en-US"/>
+              </w:rPr>
+              <w:t>total}{</w:t>
+            </w:r>
+            <w:proofErr w:type="gramEnd"/>
+            <w:r>
+              <w:rPr>
+                <w:rFonts w:ascii="Arial" w:hAnsi="Arial" w:cs="Arial"/>
+                <w:sz w:val="10"/>
+                <w:szCs w:val="10"/>
+                <w:lang w:val="en-US"/>
+              </w:rPr>
+              <w:t>/pO}</w:t>
             </w:r>
           </w:p>
         </w:tc>
@@ -1870,8 +2235,9 @@
                 <w:sz w:val="20"/>
                 <w:szCs w:val="20"/>
               </w:rPr>
-              <w:t>{#total}{price}{/total}</w:t>
-            </w:r>
+              <w:t>{#</w:t>
+            </w:r>
+            <w:proofErr w:type="gramStart"/>
             <w:r>
               <w:rPr>
                 <w:rFonts w:ascii="Arial" w:hAnsi="Arial" w:cs="Arial"/>
@@ -1880,8 +2246,41 @@
                 <w:sz w:val="20"/>
                 <w:szCs w:val="20"/>
               </w:rPr>
+              <w:t>total}{</w:t>
+            </w:r>
+            <w:proofErr w:type="gramEnd"/>
+            <w:r>
+              <w:rPr>
+                <w:rFonts w:ascii="Arial" w:hAnsi="Arial" w:cs="Arial"/>
+                <w:b/>
+                <w:bCs/>
+                <w:sz w:val="20"/>
+                <w:szCs w:val="20"/>
+              </w:rPr>
+              <w:t>price}{/</w:t>
+            </w:r>
+            <w:proofErr w:type="gramStart"/>
+            <w:r>
+              <w:rPr>
+                <w:rFonts w:ascii="Arial" w:hAnsi="Arial" w:cs="Arial"/>
+                <w:b/>
+                <w:bCs/>
+                <w:sz w:val="20"/>
+                <w:szCs w:val="20"/>
+              </w:rPr>
+              <w:t>total}</w:t>
+            </w:r>
+            <w:r>
+              <w:rPr>
+                <w:rFonts w:ascii="Arial" w:hAnsi="Arial" w:cs="Arial"/>
+                <w:b/>
+                <w:bCs/>
+                <w:sz w:val="20"/>
+                <w:szCs w:val="20"/>
+              </w:rPr>
               <w:t>руб.</w:t>
             </w:r>
+            <w:proofErr w:type="gramEnd"/>
           </w:p>
         </w:tc>
       </w:tr>
@@ -1939,8 +2338,9 @@
                 <w:sz w:val="20"/>
                 <w:szCs w:val="20"/>
               </w:rPr>
-              <w:t>{#total}{</w:t>
-            </w:r>
+              <w:t>{#</w:t>
+            </w:r>
+            <w:proofErr w:type="gramStart"/>
             <w:r>
               <w:rPr>
                 <w:rFonts w:ascii="Arial" w:hAnsi="Arial" w:cs="Arial"/>
@@ -1948,10 +2348,10 @@
                 <w:bCs/>
                 <w:sz w:val="20"/>
                 <w:szCs w:val="20"/>
-                <w:lang w:val="en-US"/>
-              </w:rPr>
-              <w:t>vat</w:t>
-            </w:r>
+              </w:rPr>
+              <w:t>total}{</w:t>
+            </w:r>
+            <w:proofErr w:type="gramEnd"/>
             <w:r>
               <w:rPr>
                 <w:rFonts w:ascii="Arial" w:hAnsi="Arial" w:cs="Arial"/>
@@ -1959,8 +2359,9 @@
                 <w:bCs/>
                 <w:sz w:val="20"/>
                 <w:szCs w:val="20"/>
-              </w:rPr>
-              <w:t>}{/total}</w:t>
+                <w:lang w:val="en-US"/>
+              </w:rPr>
+              <w:t>vat</w:t>
             </w:r>
             <w:r>
               <w:rPr>
@@ -1970,8 +2371,42 @@
                 <w:sz w:val="20"/>
                 <w:szCs w:val="20"/>
               </w:rPr>
+              <w:t>}{/</w:t>
+            </w:r>
+            <w:proofErr w:type="spellStart"/>
+            <w:proofErr w:type="gramStart"/>
+            <w:r>
+              <w:rPr>
+                <w:rFonts w:ascii="Arial" w:hAnsi="Arial" w:cs="Arial"/>
+                <w:b/>
+                <w:bCs/>
+                <w:sz w:val="20"/>
+                <w:szCs w:val="20"/>
+              </w:rPr>
+              <w:t>total</w:t>
+            </w:r>
+            <w:proofErr w:type="spellEnd"/>
+            <w:r>
+              <w:rPr>
+                <w:rFonts w:ascii="Arial" w:hAnsi="Arial" w:cs="Arial"/>
+                <w:b/>
+                <w:bCs/>
+                <w:sz w:val="20"/>
+                <w:szCs w:val="20"/>
+              </w:rPr>
+              <w:t>}</w:t>
+            </w:r>
+            <w:r>
+              <w:rPr>
+                <w:rFonts w:ascii="Arial" w:hAnsi="Arial" w:cs="Arial"/>
+                <w:b/>
+                <w:bCs/>
+                <w:sz w:val="20"/>
+                <w:szCs w:val="20"/>
+              </w:rPr>
               <w:t>руб.</w:t>
             </w:r>
+            <w:proofErr w:type="gramEnd"/>
           </w:p>
         </w:tc>
       </w:tr>
@@ -2125,15 +2560,18 @@
                 <w:sz w:val="20"/>
                 <w:szCs w:val="20"/>
               </w:rPr>
-              <w:t>___________________Барченко А.С</w:t>
-            </w:r>
-            <w:r>
-              <w:rPr>
-                <w:rFonts w:ascii="Arial" w:hAnsi="Arial" w:cs="Arial"/>
-                <w:sz w:val="20"/>
-                <w:szCs w:val="20"/>
-              </w:rPr>
-              <w:t>.</w:t>
+              <w:t>___________________</w:t>
+            </w:r>
+            <w:r>
+              <w:t xml:space="preserve"> </w:t>
+            </w:r>
+            <w:proofErr w:type="spellStart"/>
+            <w:r>
+              <w:t>Латынцев</w:t>
+            </w:r>
+            <w:proofErr w:type="spellEnd"/>
+            <w:r>
+              <w:t xml:space="preserve"> Е.В.</w:t>
             </w:r>
             <w:r>
               <w:rPr>
